--- a/episodes/The_Dark_Rise_Episode_33.docx
+++ b/episodes/The_Dark_Rise_Episode_33.docx
@@ -245,7 +245,7 @@
           <w:sz w:val="24"/>
           <w:szCs w:val="24"/>
         </w:rPr>
-        <w:t xml:space="preserve">Beneath the ak-pu roots, the entity felt the shape of Idoro's new arrangement settle into place with the same unhurried attention it gave every shift in the village's structure, and found, weighing the change honestly, that it altered very little about the accounting that actually mattered to it.</w:t>
+        <w:t xml:space="preserve">Beneath the iroko roots, the entity felt the shape of Idoro's new arrangement settle into place with the same unhurried attention it gave every shift in the village's structure, and found, weighing the change honestly, that it altered very little about the accounting that actually mattered to it.</w:t>
       </w:r>
     </w:p>
     <w:p>

--- a/episodes/The_Dark_Rise_Episode_33.docx
+++ b/episodes/The_Dark_Rise_Episode_33.docx
@@ -126,20 +126,7 @@
     </w:p>
     <w:p>
       <w:pPr>
-        <w:spacing w:after="0" w:line="360"/>
-      </w:pPr>
-      <w:r>
-        <w:rPr>
-          <w:rFonts w:ascii="Georgia" w:hAnsi="Georgia" w:cs="Georgia"/>
-          <w:sz w:val="24"/>
-          <w:szCs w:val="24"/>
-        </w:rPr>
-        <w:t xml:space="preserve"/>
-      </w:r>
-    </w:p>
-    <w:p>
-      <w:pPr>
-        <w:spacing w:after="60" w:line="360"/>
+        <w:spacing w:after="60" w:line="360" w:before="480"/>
         <w:ind w:firstLine="360"/>
       </w:pPr>
       <w:r>
@@ -223,20 +210,7 @@
     </w:p>
     <w:p>
       <w:pPr>
-        <w:spacing w:after="0" w:line="360"/>
-      </w:pPr>
-      <w:r>
-        <w:rPr>
-          <w:rFonts w:ascii="Georgia" w:hAnsi="Georgia" w:cs="Georgia"/>
-          <w:sz w:val="24"/>
-          <w:szCs w:val="24"/>
-        </w:rPr>
-        <w:t xml:space="preserve"/>
-      </w:r>
-    </w:p>
-    <w:p>
-      <w:pPr>
-        <w:spacing w:after="60" w:line="360"/>
+        <w:spacing w:after="60" w:line="360" w:before="480"/>
         <w:ind w:firstLine="360"/>
       </w:pPr>
       <w:r>
@@ -264,20 +238,7 @@
     </w:p>
     <w:p>
       <w:pPr>
-        <w:spacing w:after="0" w:line="360"/>
-      </w:pPr>
-      <w:r>
-        <w:rPr>
-          <w:rFonts w:ascii="Georgia" w:hAnsi="Georgia" w:cs="Georgia"/>
-          <w:sz w:val="24"/>
-          <w:szCs w:val="24"/>
-        </w:rPr>
-        <w:t xml:space="preserve"/>
-      </w:r>
-    </w:p>
-    <w:p>
-      <w:pPr>
-        <w:spacing w:after="60" w:line="360"/>
+        <w:spacing w:after="60" w:line="360" w:before="480"/>
         <w:ind w:firstLine="360"/>
       </w:pPr>
       <w:r>
@@ -305,15 +266,16 @@
     </w:p>
     <w:p>
       <w:pPr>
-        <w:spacing w:after="0" w:line="360"/>
-      </w:pPr>
-      <w:r>
-        <w:rPr>
-          <w:rFonts w:ascii="Georgia" w:hAnsi="Georgia" w:cs="Georgia"/>
-          <w:sz w:val="24"/>
-          <w:szCs w:val="24"/>
-        </w:rPr>
-        <w:t xml:space="preserve"/>
+        <w:spacing w:after="60" w:line="360" w:before="480"/>
+        <w:ind w:firstLine="360"/>
+      </w:pPr>
+      <w:r>
+        <w:rPr>
+          <w:rFonts w:ascii="Georgia" w:hAnsi="Georgia" w:cs="Georgia"/>
+          <w:sz w:val="24"/>
+          <w:szCs w:val="24"/>
+        </w:rPr>
+        <w:t xml:space="preserve">In Oso, the flat voice updated its ledger.</w:t>
       </w:r>
     </w:p>
     <w:p>
@@ -329,25 +291,12 @@
           <w:bCs/>
           <w:caps/>
         </w:rPr>
-        <w:t xml:space="preserve">IDORO GOVERNANCE: DISTRIBUTED, HARDER TO DESTABILIZE VIA SINGLE ACTOR. THREAT LEVEL: UNCHANGED. VESSEL: SENTENCE COMPLEXITY INCREASING.</w:t>
-      </w:r>
-    </w:p>
-    <w:p>
-      <w:pPr>
-        <w:spacing w:after="0" w:line="360"/>
-      </w:pPr>
-      <w:r>
-        <w:rPr>
-          <w:rFonts w:ascii="Georgia" w:hAnsi="Georgia" w:cs="Georgia"/>
-          <w:sz w:val="24"/>
-          <w:szCs w:val="24"/>
-        </w:rPr>
-        <w:t xml:space="preserve"/>
-      </w:r>
-    </w:p>
-    <w:p>
-      <w:pPr>
-        <w:spacing w:after="60" w:line="360"/>
+        <w:t xml:space="preserve">Idoro governance: distributed, harder to destabilize via single actor. Threat level: unchanged. Vessel: sentence complexity increasing.</w:t>
+      </w:r>
+    </w:p>
+    <w:p>
+      <w:pPr>
+        <w:spacing w:after="60" w:line="360" w:before="480"/>
         <w:ind w:firstLine="360"/>
       </w:pPr>
       <w:r>
@@ -375,20 +324,7 @@
     </w:p>
     <w:p>
       <w:pPr>
-        <w:spacing w:after="0" w:line="360"/>
-      </w:pPr>
-      <w:r>
-        <w:rPr>
-          <w:rFonts w:ascii="Georgia" w:hAnsi="Georgia" w:cs="Georgia"/>
-          <w:sz w:val="24"/>
-          <w:szCs w:val="24"/>
-        </w:rPr>
-        <w:t xml:space="preserve"/>
-      </w:r>
-    </w:p>
-    <w:p>
-      <w:pPr>
-        <w:spacing w:after="60" w:line="360"/>
+        <w:spacing w:after="60" w:line="360" w:before="480"/>
         <w:ind w:firstLine="360"/>
       </w:pPr>
       <w:r>
@@ -430,20 +366,7 @@
     </w:p>
     <w:p>
       <w:pPr>
-        <w:spacing w:after="0" w:line="360"/>
-      </w:pPr>
-      <w:r>
-        <w:rPr>
-          <w:rFonts w:ascii="Georgia" w:hAnsi="Georgia" w:cs="Georgia"/>
-          <w:sz w:val="24"/>
-          <w:szCs w:val="24"/>
-        </w:rPr>
-        <w:t xml:space="preserve"/>
-      </w:r>
-    </w:p>
-    <w:p>
-      <w:pPr>
-        <w:spacing w:after="60" w:line="360"/>
+        <w:spacing w:after="60" w:line="360" w:before="480"/>
         <w:ind w:firstLine="360"/>
       </w:pPr>
       <w:r>
@@ -513,20 +436,7 @@
     </w:p>
     <w:p>
       <w:pPr>
-        <w:spacing w:after="0" w:line="360"/>
-      </w:pPr>
-      <w:r>
-        <w:rPr>
-          <w:rFonts w:ascii="Georgia" w:hAnsi="Georgia" w:cs="Georgia"/>
-          <w:sz w:val="24"/>
-          <w:szCs w:val="24"/>
-        </w:rPr>
-        <w:t xml:space="preserve"/>
-      </w:r>
-    </w:p>
-    <w:p>
-      <w:pPr>
-        <w:spacing w:after="60" w:line="360"/>
+        <w:spacing w:after="60" w:line="360" w:before="480"/>
         <w:ind w:firstLine="360"/>
       </w:pPr>
       <w:r>
@@ -564,19 +474,6 @@
           <w:szCs w:val="24"/>
         </w:rPr>
         <w:t xml:space="preserve">Whatever Osadebe eventually decided to write in his next report, Amara understood she would not be the one holding the pen, and that fact alone, after months of controlling every truth that left her own household, unsettled her more than she wanted to admit aloud to anyone, even to herself.</w:t>
-      </w:r>
-    </w:p>
-    <w:p>
-      <w:pPr>
-        <w:spacing w:after="0" w:line="360"/>
-      </w:pPr>
-      <w:r>
-        <w:rPr>
-          <w:rFonts w:ascii="Georgia" w:hAnsi="Georgia" w:cs="Georgia"/>
-          <w:sz w:val="24"/>
-          <w:szCs w:val="24"/>
-        </w:rPr>
-        <w:t xml:space="preserve"/>
       </w:r>
     </w:p>
     <w:sectPr>
